--- a/Document/UE5/Document-5/PreparingEnemyForCombat.docx
+++ b/Document/UE5/Document-5/PreparingEnemyForCombat.docx
@@ -214,16 +214,8 @@
         </w:rPr>
         <w:t>然后我们通过WarriorAIController建立一个蓝图子类，取名叫AIC_Enemy_Base，然后在通过 AIC_Enemy_Base建立一个子类，取名叫AIC_Guardian，然后我们打开BP_Grunting_Guardian蓝图，设置这个AIController给这个Enemy的蓝图</w:t>
       </w:r>
-      <w:bookmarkStart w:id="0" w:name="_GoBack"/>
-      <w:bookmarkEnd w:id="0"/>
-    </w:p>
-    <w:p>
-      <w:pPr>
-        <w:rPr>
-          <w:rFonts w:hint="default"/>
-          <w:lang w:val="en-US" w:eastAsia="zh-CN"/>
-        </w:rPr>
-      </w:pPr>
+    </w:p>
+    <w:p>
       <w:r>
         <w:drawing>
           <wp:inline distT="0" distB="0" distL="114300" distR="114300">
@@ -267,6 +259,2097 @@
           </wp:inline>
         </w:drawing>
       </w:r>
+    </w:p>
+    <w:p>
+      <w:pPr>
+        <w:rPr>
+          <w:rFonts w:hint="eastAsia"/>
+          <w:b/>
+          <w:bCs/>
+          <w:color w:val="FF0000"/>
+          <w:lang w:val="en-US" w:eastAsia="zh-CN"/>
+        </w:rPr>
+      </w:pPr>
+      <w:r>
+        <w:rPr>
+          <w:rFonts w:hint="eastAsia"/>
+          <w:b/>
+          <w:bCs/>
+          <w:color w:val="FF0000"/>
+          <w:lang w:val="en-US" w:eastAsia="zh-CN"/>
+        </w:rPr>
+        <w:t>AI Perception</w:t>
+      </w:r>
+    </w:p>
+    <w:p>
+      <w:pPr>
+        <w:rPr>
+          <w:rFonts w:hint="eastAsia" w:ascii="Cascadia Mono" w:hAnsi="Cascadia Mono" w:eastAsia="宋体"/>
+          <w:color w:val="0000FF"/>
+          <w:sz w:val="19"/>
+          <w:szCs w:val="24"/>
+          <w:highlight w:val="white"/>
+          <w:lang w:val="en-US" w:eastAsia="zh-CN"/>
+        </w:rPr>
+      </w:pPr>
+      <w:r>
+        <w:rPr>
+          <w:rFonts w:hint="eastAsia"/>
+          <w:b/>
+          <w:bCs/>
+          <w:color w:val="FF0000"/>
+          <w:lang w:val="en-US" w:eastAsia="zh-CN"/>
+        </w:rPr>
+        <w:t>首先我们在</w:t>
+      </w:r>
+      <w:r>
+        <w:rPr>
+          <w:rFonts w:hint="eastAsia" w:ascii="Cascadia Mono" w:hAnsi="Cascadia Mono" w:eastAsia="Cascadia Mono"/>
+          <w:color w:val="0000FF"/>
+          <w:sz w:val="19"/>
+          <w:szCs w:val="24"/>
+          <w:highlight w:val="white"/>
+        </w:rPr>
+        <w:t>AWarriorAIController</w:t>
+      </w:r>
+      <w:r>
+        <w:rPr>
+          <w:rFonts w:hint="eastAsia" w:ascii="Cascadia Mono" w:hAnsi="Cascadia Mono" w:eastAsia="宋体"/>
+          <w:color w:val="0000FF"/>
+          <w:sz w:val="19"/>
+          <w:szCs w:val="24"/>
+          <w:highlight w:val="white"/>
+          <w:lang w:val="en-US" w:eastAsia="zh-CN"/>
+        </w:rPr>
+        <w:t xml:space="preserve"> 中添加一些成员变量</w:t>
+      </w:r>
+    </w:p>
+    <w:p>
+      <w:r>
+        <w:drawing>
+          <wp:inline distT="0" distB="0" distL="114300" distR="114300">
+            <wp:extent cx="5272405" cy="2765425"/>
+            <wp:effectExtent l="0" t="0" r="4445" b="15875"/>
+            <wp:docPr id="5" name="图片 1"/>
+            <wp:cNvGraphicFramePr>
+              <a:graphicFrameLocks xmlns:a="http://schemas.openxmlformats.org/drawingml/2006/main" noChangeAspect="1"/>
+            </wp:cNvGraphicFramePr>
+            <a:graphic xmlns:a="http://schemas.openxmlformats.org/drawingml/2006/main">
+              <a:graphicData uri="http://schemas.openxmlformats.org/drawingml/2006/picture">
+                <pic:pic xmlns:pic="http://schemas.openxmlformats.org/drawingml/2006/picture">
+                  <pic:nvPicPr>
+                    <pic:cNvPr id="5" name="图片 1"/>
+                    <pic:cNvPicPr>
+                      <a:picLocks noChangeAspect="1"/>
+                    </pic:cNvPicPr>
+                  </pic:nvPicPr>
+                  <pic:blipFill>
+                    <a:blip r:embed="rId8"/>
+                    <a:stretch>
+                      <a:fillRect/>
+                    </a:stretch>
+                  </pic:blipFill>
+                  <pic:spPr>
+                    <a:xfrm>
+                      <a:off x="0" y="0"/>
+                      <a:ext cx="5272405" cy="2765425"/>
+                    </a:xfrm>
+                    <a:prstGeom prst="rect">
+                      <a:avLst/>
+                    </a:prstGeom>
+                    <a:noFill/>
+                    <a:ln>
+                      <a:noFill/>
+                    </a:ln>
+                  </pic:spPr>
+                </pic:pic>
+              </a:graphicData>
+            </a:graphic>
+          </wp:inline>
+        </w:drawing>
+      </w:r>
+    </w:p>
+    <w:p>
+      <w:r>
+        <w:drawing>
+          <wp:inline distT="0" distB="0" distL="114300" distR="114300">
+            <wp:extent cx="5270500" cy="2210435"/>
+            <wp:effectExtent l="0" t="0" r="6350" b="18415"/>
+            <wp:docPr id="6" name="图片 2"/>
+            <wp:cNvGraphicFramePr>
+              <a:graphicFrameLocks xmlns:a="http://schemas.openxmlformats.org/drawingml/2006/main" noChangeAspect="1"/>
+            </wp:cNvGraphicFramePr>
+            <a:graphic xmlns:a="http://schemas.openxmlformats.org/drawingml/2006/main">
+              <a:graphicData uri="http://schemas.openxmlformats.org/drawingml/2006/picture">
+                <pic:pic xmlns:pic="http://schemas.openxmlformats.org/drawingml/2006/picture">
+                  <pic:nvPicPr>
+                    <pic:cNvPr id="6" name="图片 2"/>
+                    <pic:cNvPicPr>
+                      <a:picLocks noChangeAspect="1"/>
+                    </pic:cNvPicPr>
+                  </pic:nvPicPr>
+                  <pic:blipFill>
+                    <a:blip r:embed="rId9"/>
+                    <a:stretch>
+                      <a:fillRect/>
+                    </a:stretch>
+                  </pic:blipFill>
+                  <pic:spPr>
+                    <a:xfrm>
+                      <a:off x="0" y="0"/>
+                      <a:ext cx="5270500" cy="2210435"/>
+                    </a:xfrm>
+                    <a:prstGeom prst="rect">
+                      <a:avLst/>
+                    </a:prstGeom>
+                    <a:noFill/>
+                    <a:ln>
+                      <a:noFill/>
+                    </a:ln>
+                  </pic:spPr>
+                </pic:pic>
+              </a:graphicData>
+            </a:graphic>
+          </wp:inline>
+        </w:drawing>
+      </w:r>
+    </w:p>
+    <w:p>
+      <w:r>
+        <w:drawing>
+          <wp:inline distT="0" distB="0" distL="114300" distR="114300">
+            <wp:extent cx="5271770" cy="2113915"/>
+            <wp:effectExtent l="0" t="0" r="5080" b="635"/>
+            <wp:docPr id="7" name="图片 3"/>
+            <wp:cNvGraphicFramePr>
+              <a:graphicFrameLocks xmlns:a="http://schemas.openxmlformats.org/drawingml/2006/main" noChangeAspect="1"/>
+            </wp:cNvGraphicFramePr>
+            <a:graphic xmlns:a="http://schemas.openxmlformats.org/drawingml/2006/main">
+              <a:graphicData uri="http://schemas.openxmlformats.org/drawingml/2006/picture">
+                <pic:pic xmlns:pic="http://schemas.openxmlformats.org/drawingml/2006/picture">
+                  <pic:nvPicPr>
+                    <pic:cNvPr id="7" name="图片 3"/>
+                    <pic:cNvPicPr>
+                      <a:picLocks noChangeAspect="1"/>
+                    </pic:cNvPicPr>
+                  </pic:nvPicPr>
+                  <pic:blipFill>
+                    <a:blip r:embed="rId10"/>
+                    <a:stretch>
+                      <a:fillRect/>
+                    </a:stretch>
+                  </pic:blipFill>
+                  <pic:spPr>
+                    <a:xfrm>
+                      <a:off x="0" y="0"/>
+                      <a:ext cx="5271770" cy="2113915"/>
+                    </a:xfrm>
+                    <a:prstGeom prst="rect">
+                      <a:avLst/>
+                    </a:prstGeom>
+                    <a:noFill/>
+                    <a:ln>
+                      <a:noFill/>
+                    </a:ln>
+                  </pic:spPr>
+                </pic:pic>
+              </a:graphicData>
+            </a:graphic>
+          </wp:inline>
+        </w:drawing>
+      </w:r>
+    </w:p>
+    <w:p>
+      <w:pPr>
+        <w:rPr>
+          <w:rFonts w:hint="eastAsia"/>
+          <w:lang w:val="en-US" w:eastAsia="zh-CN"/>
+        </w:rPr>
+      </w:pPr>
+      <w:r>
+        <w:rPr>
+          <w:rFonts w:hint="eastAsia"/>
+          <w:lang w:val="en-US" w:eastAsia="zh-CN"/>
+        </w:rPr>
+        <w:t>这些代码就是设置AI的感知</w:t>
+      </w:r>
+    </w:p>
+    <w:p>
+      <w:pPr>
+        <w:rPr>
+          <w:rFonts w:hint="eastAsia"/>
+          <w:lang w:val="en-US" w:eastAsia="zh-CN"/>
+        </w:rPr>
+      </w:pPr>
+    </w:p>
+    <w:p>
+      <w:pPr>
+        <w:rPr>
+          <w:rFonts w:hint="eastAsia"/>
+          <w:b/>
+          <w:bCs/>
+          <w:color w:val="FF0000"/>
+          <w:lang w:val="en-US" w:eastAsia="zh-CN"/>
+        </w:rPr>
+      </w:pPr>
+      <w:r>
+        <w:rPr>
+          <w:rFonts w:hint="eastAsia"/>
+          <w:b/>
+          <w:bCs/>
+          <w:color w:val="FF0000"/>
+          <w:lang w:val="en-US" w:eastAsia="zh-CN"/>
+        </w:rPr>
+        <w:t>GenericTeamID</w:t>
+      </w:r>
+    </w:p>
+    <w:p>
+      <w:pPr>
+        <w:rPr>
+          <w:rFonts w:hint="eastAsia" w:ascii="Cascadia Mono" w:hAnsi="Cascadia Mono" w:eastAsia="Cascadia Mono"/>
+          <w:color w:val="000000"/>
+          <w:sz w:val="19"/>
+          <w:szCs w:val="24"/>
+          <w:highlight w:val="white"/>
+        </w:rPr>
+      </w:pPr>
+      <w:r>
+        <w:rPr>
+          <w:rFonts w:hint="eastAsia"/>
+          <w:b w:val="0"/>
+          <w:bCs w:val="0"/>
+          <w:color w:val="auto"/>
+          <w:lang w:val="en-US" w:eastAsia="zh-CN"/>
+        </w:rPr>
+        <w:t>首先我们在</w:t>
+      </w:r>
+      <w:r>
+        <w:rPr>
+          <w:rFonts w:hint="eastAsia" w:ascii="Cascadia Mono" w:hAnsi="Cascadia Mono" w:eastAsia="Cascadia Mono"/>
+          <w:color w:val="0000FF"/>
+          <w:sz w:val="19"/>
+          <w:szCs w:val="24"/>
+          <w:highlight w:val="white"/>
+        </w:rPr>
+        <w:t>AWarriorAIController</w:t>
+      </w:r>
+      <w:r>
+        <w:rPr>
+          <w:rFonts w:hint="eastAsia" w:ascii="Cascadia Mono" w:hAnsi="Cascadia Mono" w:eastAsia="宋体"/>
+          <w:color w:val="0000FF"/>
+          <w:sz w:val="19"/>
+          <w:szCs w:val="24"/>
+          <w:highlight w:val="white"/>
+          <w:lang w:val="en-US" w:eastAsia="zh-CN"/>
+        </w:rPr>
+        <w:t xml:space="preserve"> </w:t>
+      </w:r>
+      <w:r>
+        <w:rPr>
+          <w:rFonts w:hint="eastAsia" w:ascii="Cascadia Mono" w:hAnsi="Cascadia Mono" w:eastAsia="宋体"/>
+          <w:color w:val="auto"/>
+          <w:sz w:val="19"/>
+          <w:szCs w:val="24"/>
+          <w:highlight w:val="white"/>
+          <w:lang w:val="en-US" w:eastAsia="zh-CN"/>
+        </w:rPr>
+        <w:t>类重载一个接口</w:t>
+      </w:r>
+      <w:r>
+        <w:rPr>
+          <w:rFonts w:hint="eastAsia" w:ascii="Cascadia Mono" w:hAnsi="Cascadia Mono" w:eastAsia="Cascadia Mono"/>
+          <w:color w:val="000000"/>
+          <w:sz w:val="19"/>
+          <w:szCs w:val="24"/>
+          <w:highlight w:val="white"/>
+        </w:rPr>
+        <w:tab/>
+      </w:r>
+      <w:r>
+        <w:rPr>
+          <w:rFonts w:hint="eastAsia" w:ascii="Cascadia Mono" w:hAnsi="Cascadia Mono" w:eastAsia="Cascadia Mono"/>
+          <w:color w:val="0000FF"/>
+          <w:sz w:val="19"/>
+          <w:szCs w:val="24"/>
+          <w:highlight w:val="white"/>
+        </w:rPr>
+        <w:t>virtual</w:t>
+      </w:r>
+      <w:r>
+        <w:rPr>
+          <w:rFonts w:hint="eastAsia" w:ascii="Cascadia Mono" w:hAnsi="Cascadia Mono" w:eastAsia="Cascadia Mono"/>
+          <w:color w:val="000000"/>
+          <w:sz w:val="19"/>
+          <w:szCs w:val="24"/>
+          <w:highlight w:val="white"/>
+        </w:rPr>
+        <w:t xml:space="preserve"> </w:t>
+      </w:r>
+      <w:r>
+        <w:rPr>
+          <w:rFonts w:hint="eastAsia" w:ascii="Cascadia Mono" w:hAnsi="Cascadia Mono" w:eastAsia="Cascadia Mono"/>
+          <w:i/>
+          <w:color w:val="0000FF"/>
+          <w:sz w:val="19"/>
+          <w:szCs w:val="24"/>
+          <w:highlight w:val="white"/>
+        </w:rPr>
+        <w:t>ETeamAttitude</w:t>
+      </w:r>
+      <w:r>
+        <w:rPr>
+          <w:rFonts w:hint="eastAsia" w:ascii="Cascadia Mono" w:hAnsi="Cascadia Mono" w:eastAsia="Cascadia Mono"/>
+          <w:color w:val="000000"/>
+          <w:sz w:val="19"/>
+          <w:szCs w:val="24"/>
+          <w:highlight w:val="white"/>
+        </w:rPr>
+        <w:t>::</w:t>
+      </w:r>
+      <w:r>
+        <w:rPr>
+          <w:rFonts w:hint="eastAsia" w:ascii="Cascadia Mono" w:hAnsi="Cascadia Mono" w:eastAsia="Cascadia Mono"/>
+          <w:i/>
+          <w:color w:val="0000FF"/>
+          <w:sz w:val="19"/>
+          <w:szCs w:val="24"/>
+          <w:highlight w:val="white"/>
+        </w:rPr>
+        <w:t>Type</w:t>
+      </w:r>
+      <w:r>
+        <w:rPr>
+          <w:rFonts w:hint="eastAsia" w:ascii="Cascadia Mono" w:hAnsi="Cascadia Mono" w:eastAsia="Cascadia Mono"/>
+          <w:color w:val="000000"/>
+          <w:sz w:val="19"/>
+          <w:szCs w:val="24"/>
+          <w:highlight w:val="white"/>
+        </w:rPr>
+        <w:t xml:space="preserve"> </w:t>
+      </w:r>
+      <w:r>
+        <w:rPr>
+          <w:rFonts w:hint="eastAsia" w:ascii="Cascadia Mono" w:hAnsi="Cascadia Mono" w:eastAsia="Cascadia Mono"/>
+          <w:color w:val="880000"/>
+          <w:sz w:val="19"/>
+          <w:szCs w:val="24"/>
+          <w:highlight w:val="white"/>
+        </w:rPr>
+        <w:t>GetTeamAttitudeTowards</w:t>
+      </w:r>
+      <w:r>
+        <w:rPr>
+          <w:rFonts w:hint="eastAsia" w:ascii="Cascadia Mono" w:hAnsi="Cascadia Mono" w:eastAsia="Cascadia Mono"/>
+          <w:color w:val="000000"/>
+          <w:sz w:val="19"/>
+          <w:szCs w:val="24"/>
+          <w:highlight w:val="white"/>
+        </w:rPr>
+        <w:t>(</w:t>
+      </w:r>
+      <w:r>
+        <w:rPr>
+          <w:rFonts w:hint="eastAsia" w:ascii="Cascadia Mono" w:hAnsi="Cascadia Mono" w:eastAsia="Cascadia Mono"/>
+          <w:color w:val="0000FF"/>
+          <w:sz w:val="19"/>
+          <w:szCs w:val="24"/>
+          <w:highlight w:val="white"/>
+        </w:rPr>
+        <w:t>const</w:t>
+      </w:r>
+      <w:r>
+        <w:rPr>
+          <w:rFonts w:hint="eastAsia" w:ascii="Cascadia Mono" w:hAnsi="Cascadia Mono" w:eastAsia="Cascadia Mono"/>
+          <w:color w:val="000000"/>
+          <w:sz w:val="19"/>
+          <w:szCs w:val="24"/>
+          <w:highlight w:val="white"/>
+        </w:rPr>
+        <w:t xml:space="preserve"> </w:t>
+      </w:r>
+      <w:r>
+        <w:rPr>
+          <w:rFonts w:hint="eastAsia" w:ascii="Cascadia Mono" w:hAnsi="Cascadia Mono" w:eastAsia="Cascadia Mono"/>
+          <w:i/>
+          <w:color w:val="0000FF"/>
+          <w:sz w:val="19"/>
+          <w:szCs w:val="24"/>
+          <w:highlight w:val="white"/>
+        </w:rPr>
+        <w:t>AActor</w:t>
+      </w:r>
+      <w:r>
+        <w:rPr>
+          <w:rFonts w:hint="eastAsia" w:ascii="Cascadia Mono" w:hAnsi="Cascadia Mono" w:eastAsia="Cascadia Mono"/>
+          <w:color w:val="000000"/>
+          <w:sz w:val="19"/>
+          <w:szCs w:val="24"/>
+          <w:highlight w:val="white"/>
+        </w:rPr>
+        <w:t xml:space="preserve">&amp; </w:t>
+      </w:r>
+      <w:r>
+        <w:rPr>
+          <w:rFonts w:hint="eastAsia" w:ascii="Cascadia Mono" w:hAnsi="Cascadia Mono" w:eastAsia="Cascadia Mono"/>
+          <w:color w:val="000080"/>
+          <w:sz w:val="19"/>
+          <w:szCs w:val="24"/>
+          <w:highlight w:val="white"/>
+        </w:rPr>
+        <w:t>Other</w:t>
+      </w:r>
+      <w:r>
+        <w:rPr>
+          <w:rFonts w:hint="eastAsia" w:ascii="Cascadia Mono" w:hAnsi="Cascadia Mono" w:eastAsia="Cascadia Mono"/>
+          <w:color w:val="000000"/>
+          <w:sz w:val="19"/>
+          <w:szCs w:val="24"/>
+          <w:highlight w:val="white"/>
+        </w:rPr>
+        <w:t xml:space="preserve">) </w:t>
+      </w:r>
+      <w:r>
+        <w:rPr>
+          <w:rFonts w:hint="eastAsia" w:ascii="Cascadia Mono" w:hAnsi="Cascadia Mono" w:eastAsia="Cascadia Mono"/>
+          <w:color w:val="0000FF"/>
+          <w:sz w:val="19"/>
+          <w:szCs w:val="24"/>
+          <w:highlight w:val="white"/>
+        </w:rPr>
+        <w:t>const</w:t>
+      </w:r>
+      <w:r>
+        <w:rPr>
+          <w:rFonts w:hint="eastAsia" w:ascii="Cascadia Mono" w:hAnsi="Cascadia Mono" w:eastAsia="Cascadia Mono"/>
+          <w:color w:val="000000"/>
+          <w:sz w:val="19"/>
+          <w:szCs w:val="24"/>
+          <w:highlight w:val="white"/>
+        </w:rPr>
+        <w:t xml:space="preserve"> </w:t>
+      </w:r>
+      <w:r>
+        <w:rPr>
+          <w:rFonts w:hint="eastAsia" w:ascii="Cascadia Mono" w:hAnsi="Cascadia Mono" w:eastAsia="Cascadia Mono"/>
+          <w:color w:val="0000FF"/>
+          <w:sz w:val="19"/>
+          <w:szCs w:val="24"/>
+          <w:highlight w:val="white"/>
+        </w:rPr>
+        <w:t>override</w:t>
+      </w:r>
+      <w:r>
+        <w:rPr>
+          <w:rFonts w:hint="eastAsia" w:ascii="Cascadia Mono" w:hAnsi="Cascadia Mono" w:eastAsia="Cascadia Mono"/>
+          <w:color w:val="000000"/>
+          <w:sz w:val="19"/>
+          <w:szCs w:val="24"/>
+          <w:highlight w:val="white"/>
+        </w:rPr>
+        <w:t>;</w:t>
+      </w:r>
+    </w:p>
+    <w:p>
+      <w:pPr>
+        <w:rPr>
+          <w:rFonts w:hint="eastAsia" w:ascii="Cascadia Mono" w:hAnsi="Cascadia Mono" w:eastAsia="宋体"/>
+          <w:color w:val="000000"/>
+          <w:sz w:val="19"/>
+          <w:szCs w:val="24"/>
+          <w:highlight w:val="white"/>
+          <w:lang w:val="en-US" w:eastAsia="zh-CN"/>
+        </w:rPr>
+      </w:pPr>
+      <w:r>
+        <w:rPr>
+          <w:rFonts w:hint="eastAsia" w:ascii="Cascadia Mono" w:hAnsi="Cascadia Mono" w:eastAsia="宋体"/>
+          <w:color w:val="000000"/>
+          <w:sz w:val="19"/>
+          <w:szCs w:val="24"/>
+          <w:highlight w:val="white"/>
+          <w:lang w:val="en-US" w:eastAsia="zh-CN"/>
+        </w:rPr>
+        <w:t>接口实现的代码如下</w:t>
+      </w:r>
+    </w:p>
+    <w:p>
+      <w:pPr>
+        <w:spacing w:beforeLines="0" w:afterLines="0"/>
+        <w:jc w:val="left"/>
+        <w:rPr>
+          <w:rFonts w:hint="eastAsia" w:ascii="Cascadia Mono" w:hAnsi="Cascadia Mono" w:eastAsia="Cascadia Mono"/>
+          <w:color w:val="000000"/>
+          <w:sz w:val="19"/>
+          <w:szCs w:val="24"/>
+          <w:highlight w:val="white"/>
+        </w:rPr>
+      </w:pPr>
+      <w:r>
+        <w:rPr>
+          <w:rFonts w:hint="eastAsia" w:ascii="Cascadia Mono" w:hAnsi="Cascadia Mono" w:eastAsia="Cascadia Mono"/>
+          <w:i/>
+          <w:color w:val="0000FF"/>
+          <w:sz w:val="19"/>
+          <w:szCs w:val="24"/>
+          <w:highlight w:val="white"/>
+        </w:rPr>
+        <w:t>ETeamAttitude</w:t>
+      </w:r>
+      <w:r>
+        <w:rPr>
+          <w:rFonts w:hint="eastAsia" w:ascii="Cascadia Mono" w:hAnsi="Cascadia Mono" w:eastAsia="Cascadia Mono"/>
+          <w:color w:val="000000"/>
+          <w:sz w:val="19"/>
+          <w:szCs w:val="24"/>
+          <w:highlight w:val="white"/>
+        </w:rPr>
+        <w:t>::</w:t>
+      </w:r>
+      <w:r>
+        <w:rPr>
+          <w:rFonts w:hint="eastAsia" w:ascii="Cascadia Mono" w:hAnsi="Cascadia Mono" w:eastAsia="Cascadia Mono"/>
+          <w:i/>
+          <w:color w:val="0000FF"/>
+          <w:sz w:val="19"/>
+          <w:szCs w:val="24"/>
+          <w:highlight w:val="white"/>
+        </w:rPr>
+        <w:t>Type</w:t>
+      </w:r>
+      <w:r>
+        <w:rPr>
+          <w:rFonts w:hint="eastAsia" w:ascii="Cascadia Mono" w:hAnsi="Cascadia Mono" w:eastAsia="Cascadia Mono"/>
+          <w:color w:val="000000"/>
+          <w:sz w:val="19"/>
+          <w:szCs w:val="24"/>
+          <w:highlight w:val="white"/>
+        </w:rPr>
+        <w:t xml:space="preserve"> </w:t>
+      </w:r>
+      <w:r>
+        <w:rPr>
+          <w:rFonts w:hint="eastAsia" w:ascii="Cascadia Mono" w:hAnsi="Cascadia Mono" w:eastAsia="Cascadia Mono"/>
+          <w:color w:val="0000FF"/>
+          <w:sz w:val="19"/>
+          <w:szCs w:val="24"/>
+          <w:highlight w:val="white"/>
+        </w:rPr>
+        <w:t>AWarriorAIController</w:t>
+      </w:r>
+      <w:r>
+        <w:rPr>
+          <w:rFonts w:hint="eastAsia" w:ascii="Cascadia Mono" w:hAnsi="Cascadia Mono" w:eastAsia="Cascadia Mono"/>
+          <w:color w:val="000000"/>
+          <w:sz w:val="19"/>
+          <w:szCs w:val="24"/>
+          <w:highlight w:val="white"/>
+        </w:rPr>
+        <w:t>::</w:t>
+      </w:r>
+      <w:r>
+        <w:rPr>
+          <w:rFonts w:hint="eastAsia" w:ascii="Cascadia Mono" w:hAnsi="Cascadia Mono" w:eastAsia="Cascadia Mono"/>
+          <w:color w:val="880000"/>
+          <w:sz w:val="19"/>
+          <w:szCs w:val="24"/>
+          <w:highlight w:val="white"/>
+        </w:rPr>
+        <w:t>GetTeamAttitudeTowards</w:t>
+      </w:r>
+      <w:r>
+        <w:rPr>
+          <w:rFonts w:hint="eastAsia" w:ascii="Cascadia Mono" w:hAnsi="Cascadia Mono" w:eastAsia="Cascadia Mono"/>
+          <w:color w:val="000000"/>
+          <w:sz w:val="19"/>
+          <w:szCs w:val="24"/>
+          <w:highlight w:val="white"/>
+        </w:rPr>
+        <w:t>(</w:t>
+      </w:r>
+      <w:r>
+        <w:rPr>
+          <w:rFonts w:hint="eastAsia" w:ascii="Cascadia Mono" w:hAnsi="Cascadia Mono" w:eastAsia="Cascadia Mono"/>
+          <w:color w:val="0000FF"/>
+          <w:sz w:val="19"/>
+          <w:szCs w:val="24"/>
+          <w:highlight w:val="white"/>
+        </w:rPr>
+        <w:t>const</w:t>
+      </w:r>
+      <w:r>
+        <w:rPr>
+          <w:rFonts w:hint="eastAsia" w:ascii="Cascadia Mono" w:hAnsi="Cascadia Mono" w:eastAsia="Cascadia Mono"/>
+          <w:color w:val="000000"/>
+          <w:sz w:val="19"/>
+          <w:szCs w:val="24"/>
+          <w:highlight w:val="white"/>
+        </w:rPr>
+        <w:t xml:space="preserve"> </w:t>
+      </w:r>
+      <w:r>
+        <w:rPr>
+          <w:rFonts w:hint="eastAsia" w:ascii="Cascadia Mono" w:hAnsi="Cascadia Mono" w:eastAsia="Cascadia Mono"/>
+          <w:i/>
+          <w:color w:val="0000FF"/>
+          <w:sz w:val="19"/>
+          <w:szCs w:val="24"/>
+          <w:highlight w:val="white"/>
+        </w:rPr>
+        <w:t>AActor</w:t>
+      </w:r>
+      <w:r>
+        <w:rPr>
+          <w:rFonts w:hint="eastAsia" w:ascii="Cascadia Mono" w:hAnsi="Cascadia Mono" w:eastAsia="Cascadia Mono"/>
+          <w:color w:val="000000"/>
+          <w:sz w:val="19"/>
+          <w:szCs w:val="24"/>
+          <w:highlight w:val="white"/>
+        </w:rPr>
+        <w:t xml:space="preserve">&amp; </w:t>
+      </w:r>
+      <w:r>
+        <w:rPr>
+          <w:rFonts w:hint="eastAsia" w:ascii="Cascadia Mono" w:hAnsi="Cascadia Mono" w:eastAsia="Cascadia Mono"/>
+          <w:color w:val="000080"/>
+          <w:sz w:val="19"/>
+          <w:szCs w:val="24"/>
+          <w:highlight w:val="white"/>
+        </w:rPr>
+        <w:t>Other</w:t>
+      </w:r>
+      <w:r>
+        <w:rPr>
+          <w:rFonts w:hint="eastAsia" w:ascii="Cascadia Mono" w:hAnsi="Cascadia Mono" w:eastAsia="Cascadia Mono"/>
+          <w:color w:val="000000"/>
+          <w:sz w:val="19"/>
+          <w:szCs w:val="24"/>
+          <w:highlight w:val="white"/>
+        </w:rPr>
+        <w:t xml:space="preserve">) </w:t>
+      </w:r>
+      <w:r>
+        <w:rPr>
+          <w:rFonts w:hint="eastAsia" w:ascii="Cascadia Mono" w:hAnsi="Cascadia Mono" w:eastAsia="Cascadia Mono"/>
+          <w:color w:val="0000FF"/>
+          <w:sz w:val="19"/>
+          <w:szCs w:val="24"/>
+          <w:highlight w:val="white"/>
+        </w:rPr>
+        <w:t>const</w:t>
+      </w:r>
+    </w:p>
+    <w:p>
+      <w:pPr>
+        <w:spacing w:beforeLines="0" w:afterLines="0"/>
+        <w:jc w:val="left"/>
+        <w:rPr>
+          <w:rFonts w:hint="eastAsia" w:ascii="Cascadia Mono" w:hAnsi="Cascadia Mono" w:eastAsia="Cascadia Mono"/>
+          <w:color w:val="000000"/>
+          <w:sz w:val="19"/>
+          <w:szCs w:val="24"/>
+          <w:highlight w:val="white"/>
+        </w:rPr>
+      </w:pPr>
+      <w:r>
+        <w:rPr>
+          <w:rFonts w:hint="eastAsia" w:ascii="Cascadia Mono" w:hAnsi="Cascadia Mono" w:eastAsia="Cascadia Mono"/>
+          <w:color w:val="000000"/>
+          <w:sz w:val="19"/>
+          <w:szCs w:val="24"/>
+          <w:highlight w:val="white"/>
+        </w:rPr>
+        <w:t>{</w:t>
+      </w:r>
+    </w:p>
+    <w:p>
+      <w:pPr>
+        <w:spacing w:beforeLines="0" w:afterLines="0"/>
+        <w:jc w:val="left"/>
+        <w:rPr>
+          <w:rFonts w:hint="eastAsia" w:ascii="Cascadia Mono" w:hAnsi="Cascadia Mono" w:eastAsia="Cascadia Mono"/>
+          <w:color w:val="000000"/>
+          <w:sz w:val="19"/>
+          <w:szCs w:val="24"/>
+          <w:highlight w:val="white"/>
+        </w:rPr>
+      </w:pPr>
+      <w:r>
+        <w:rPr>
+          <w:rFonts w:hint="eastAsia" w:ascii="Cascadia Mono" w:hAnsi="Cascadia Mono" w:eastAsia="Cascadia Mono"/>
+          <w:color w:val="000000"/>
+          <w:sz w:val="19"/>
+          <w:szCs w:val="24"/>
+          <w:highlight w:val="white"/>
+        </w:rPr>
+        <w:tab/>
+      </w:r>
+      <w:r>
+        <w:rPr>
+          <w:rFonts w:hint="eastAsia" w:ascii="Cascadia Mono" w:hAnsi="Cascadia Mono" w:eastAsia="Cascadia Mono"/>
+          <w:color w:val="0000FF"/>
+          <w:sz w:val="19"/>
+          <w:szCs w:val="24"/>
+          <w:highlight w:val="white"/>
+        </w:rPr>
+        <w:t>const</w:t>
+      </w:r>
+      <w:r>
+        <w:rPr>
+          <w:rFonts w:hint="eastAsia" w:ascii="Cascadia Mono" w:hAnsi="Cascadia Mono" w:eastAsia="Cascadia Mono"/>
+          <w:color w:val="000000"/>
+          <w:sz w:val="19"/>
+          <w:szCs w:val="24"/>
+          <w:highlight w:val="white"/>
+        </w:rPr>
+        <w:t xml:space="preserve"> </w:t>
+      </w:r>
+      <w:r>
+        <w:rPr>
+          <w:rFonts w:hint="eastAsia" w:ascii="Cascadia Mono" w:hAnsi="Cascadia Mono" w:eastAsia="Cascadia Mono"/>
+          <w:i/>
+          <w:color w:val="0000FF"/>
+          <w:sz w:val="19"/>
+          <w:szCs w:val="24"/>
+          <w:highlight w:val="white"/>
+        </w:rPr>
+        <w:t>APawn</w:t>
+      </w:r>
+      <w:r>
+        <w:rPr>
+          <w:rFonts w:hint="eastAsia" w:ascii="Cascadia Mono" w:hAnsi="Cascadia Mono" w:eastAsia="Cascadia Mono"/>
+          <w:color w:val="000000"/>
+          <w:sz w:val="19"/>
+          <w:szCs w:val="24"/>
+          <w:highlight w:val="white"/>
+        </w:rPr>
+        <w:t xml:space="preserve">* </w:t>
+      </w:r>
+      <w:r>
+        <w:rPr>
+          <w:rFonts w:hint="eastAsia" w:ascii="Cascadia Mono" w:hAnsi="Cascadia Mono" w:eastAsia="Cascadia Mono"/>
+          <w:color w:val="000080"/>
+          <w:sz w:val="19"/>
+          <w:szCs w:val="24"/>
+          <w:highlight w:val="white"/>
+        </w:rPr>
+        <w:t>PawnToCheck</w:t>
+      </w:r>
+      <w:r>
+        <w:rPr>
+          <w:rFonts w:hint="eastAsia" w:ascii="Cascadia Mono" w:hAnsi="Cascadia Mono" w:eastAsia="Cascadia Mono"/>
+          <w:color w:val="000000"/>
+          <w:sz w:val="19"/>
+          <w:szCs w:val="24"/>
+          <w:highlight w:val="white"/>
+        </w:rPr>
+        <w:t xml:space="preserve"> = </w:t>
+      </w:r>
+      <w:r>
+        <w:rPr>
+          <w:rFonts w:hint="eastAsia" w:ascii="Cascadia Mono" w:hAnsi="Cascadia Mono" w:eastAsia="Cascadia Mono"/>
+          <w:i/>
+          <w:color w:val="880000"/>
+          <w:sz w:val="19"/>
+          <w:szCs w:val="24"/>
+          <w:highlight w:val="white"/>
+        </w:rPr>
+        <w:t>Cast</w:t>
+      </w:r>
+      <w:r>
+        <w:rPr>
+          <w:rFonts w:hint="eastAsia" w:ascii="Cascadia Mono" w:hAnsi="Cascadia Mono" w:eastAsia="Cascadia Mono"/>
+          <w:color w:val="000000"/>
+          <w:sz w:val="19"/>
+          <w:szCs w:val="24"/>
+          <w:highlight w:val="white"/>
+        </w:rPr>
+        <w:t>&lt;</w:t>
+      </w:r>
+      <w:r>
+        <w:rPr>
+          <w:rFonts w:hint="eastAsia" w:ascii="Cascadia Mono" w:hAnsi="Cascadia Mono" w:eastAsia="Cascadia Mono"/>
+          <w:color w:val="0000FF"/>
+          <w:sz w:val="19"/>
+          <w:szCs w:val="24"/>
+          <w:highlight w:val="white"/>
+        </w:rPr>
+        <w:t>const</w:t>
+      </w:r>
+      <w:r>
+        <w:rPr>
+          <w:rFonts w:hint="eastAsia" w:ascii="Cascadia Mono" w:hAnsi="Cascadia Mono" w:eastAsia="Cascadia Mono"/>
+          <w:color w:val="000000"/>
+          <w:sz w:val="19"/>
+          <w:szCs w:val="24"/>
+          <w:highlight w:val="white"/>
+        </w:rPr>
+        <w:t xml:space="preserve"> </w:t>
+      </w:r>
+      <w:r>
+        <w:rPr>
+          <w:rFonts w:hint="eastAsia" w:ascii="Cascadia Mono" w:hAnsi="Cascadia Mono" w:eastAsia="Cascadia Mono"/>
+          <w:i/>
+          <w:color w:val="0000FF"/>
+          <w:sz w:val="19"/>
+          <w:szCs w:val="24"/>
+          <w:highlight w:val="white"/>
+        </w:rPr>
+        <w:t>APawn</w:t>
+      </w:r>
+      <w:r>
+        <w:rPr>
+          <w:rFonts w:hint="eastAsia" w:ascii="Cascadia Mono" w:hAnsi="Cascadia Mono" w:eastAsia="Cascadia Mono"/>
+          <w:color w:val="000000"/>
+          <w:sz w:val="19"/>
+          <w:szCs w:val="24"/>
+          <w:highlight w:val="white"/>
+        </w:rPr>
+        <w:t>&gt;(&amp;</w:t>
+      </w:r>
+      <w:r>
+        <w:rPr>
+          <w:rFonts w:hint="eastAsia" w:ascii="Cascadia Mono" w:hAnsi="Cascadia Mono" w:eastAsia="Cascadia Mono"/>
+          <w:color w:val="000080"/>
+          <w:sz w:val="19"/>
+          <w:szCs w:val="24"/>
+          <w:highlight w:val="white"/>
+        </w:rPr>
+        <w:t>Other</w:t>
+      </w:r>
+      <w:r>
+        <w:rPr>
+          <w:rFonts w:hint="eastAsia" w:ascii="Cascadia Mono" w:hAnsi="Cascadia Mono" w:eastAsia="Cascadia Mono"/>
+          <w:color w:val="000000"/>
+          <w:sz w:val="19"/>
+          <w:szCs w:val="24"/>
+          <w:highlight w:val="white"/>
+        </w:rPr>
+        <w:t>);</w:t>
+      </w:r>
+    </w:p>
+    <w:p>
+      <w:pPr>
+        <w:spacing w:beforeLines="0" w:afterLines="0"/>
+        <w:jc w:val="left"/>
+        <w:rPr>
+          <w:rFonts w:hint="eastAsia" w:ascii="Cascadia Mono" w:hAnsi="Cascadia Mono" w:eastAsia="Cascadia Mono"/>
+          <w:color w:val="000000"/>
+          <w:sz w:val="19"/>
+          <w:szCs w:val="24"/>
+          <w:highlight w:val="white"/>
+        </w:rPr>
+      </w:pPr>
+      <w:r>
+        <w:rPr>
+          <w:rFonts w:hint="eastAsia" w:ascii="Cascadia Mono" w:hAnsi="Cascadia Mono" w:eastAsia="Cascadia Mono"/>
+          <w:color w:val="000000"/>
+          <w:sz w:val="19"/>
+          <w:szCs w:val="24"/>
+          <w:highlight w:val="white"/>
+        </w:rPr>
+        <w:tab/>
+      </w:r>
+      <w:r>
+        <w:rPr>
+          <w:rFonts w:hint="eastAsia" w:ascii="Cascadia Mono" w:hAnsi="Cascadia Mono" w:eastAsia="Cascadia Mono"/>
+          <w:color w:val="0000FF"/>
+          <w:sz w:val="19"/>
+          <w:szCs w:val="24"/>
+          <w:highlight w:val="white"/>
+        </w:rPr>
+        <w:t>const</w:t>
+      </w:r>
+      <w:r>
+        <w:rPr>
+          <w:rFonts w:hint="eastAsia" w:ascii="Cascadia Mono" w:hAnsi="Cascadia Mono" w:eastAsia="Cascadia Mono"/>
+          <w:color w:val="000000"/>
+          <w:sz w:val="19"/>
+          <w:szCs w:val="24"/>
+          <w:highlight w:val="white"/>
+        </w:rPr>
+        <w:t xml:space="preserve"> </w:t>
+      </w:r>
+      <w:r>
+        <w:rPr>
+          <w:rFonts w:hint="eastAsia" w:ascii="Cascadia Mono" w:hAnsi="Cascadia Mono" w:eastAsia="Cascadia Mono"/>
+          <w:i/>
+          <w:color w:val="0000FF"/>
+          <w:sz w:val="19"/>
+          <w:szCs w:val="24"/>
+          <w:highlight w:val="white"/>
+        </w:rPr>
+        <w:t>IGenericTeamAgentInterface</w:t>
+      </w:r>
+      <w:r>
+        <w:rPr>
+          <w:rFonts w:hint="eastAsia" w:ascii="Cascadia Mono" w:hAnsi="Cascadia Mono" w:eastAsia="Cascadia Mono"/>
+          <w:color w:val="000000"/>
+          <w:sz w:val="19"/>
+          <w:szCs w:val="24"/>
+          <w:highlight w:val="white"/>
+        </w:rPr>
+        <w:t xml:space="preserve">* </w:t>
+      </w:r>
+      <w:r>
+        <w:rPr>
+          <w:rFonts w:hint="eastAsia" w:ascii="Cascadia Mono" w:hAnsi="Cascadia Mono" w:eastAsia="Cascadia Mono"/>
+          <w:color w:val="000080"/>
+          <w:sz w:val="19"/>
+          <w:szCs w:val="24"/>
+          <w:highlight w:val="white"/>
+        </w:rPr>
+        <w:t>OtherTeamAgent</w:t>
+      </w:r>
+      <w:r>
+        <w:rPr>
+          <w:rFonts w:hint="eastAsia" w:ascii="Cascadia Mono" w:hAnsi="Cascadia Mono" w:eastAsia="Cascadia Mono"/>
+          <w:color w:val="000000"/>
+          <w:sz w:val="19"/>
+          <w:szCs w:val="24"/>
+          <w:highlight w:val="white"/>
+        </w:rPr>
+        <w:t xml:space="preserve"> = </w:t>
+      </w:r>
+      <w:r>
+        <w:rPr>
+          <w:rFonts w:hint="eastAsia" w:ascii="Cascadia Mono" w:hAnsi="Cascadia Mono" w:eastAsia="Cascadia Mono"/>
+          <w:i/>
+          <w:color w:val="880000"/>
+          <w:sz w:val="19"/>
+          <w:szCs w:val="24"/>
+          <w:highlight w:val="white"/>
+        </w:rPr>
+        <w:t>Cast</w:t>
+      </w:r>
+      <w:r>
+        <w:rPr>
+          <w:rFonts w:hint="eastAsia" w:ascii="Cascadia Mono" w:hAnsi="Cascadia Mono" w:eastAsia="Cascadia Mono"/>
+          <w:color w:val="000000"/>
+          <w:sz w:val="19"/>
+          <w:szCs w:val="24"/>
+          <w:highlight w:val="white"/>
+        </w:rPr>
+        <w:t>&lt;</w:t>
+      </w:r>
+      <w:r>
+        <w:rPr>
+          <w:rFonts w:hint="eastAsia" w:ascii="Cascadia Mono" w:hAnsi="Cascadia Mono" w:eastAsia="Cascadia Mono"/>
+          <w:color w:val="0000FF"/>
+          <w:sz w:val="19"/>
+          <w:szCs w:val="24"/>
+          <w:highlight w:val="white"/>
+        </w:rPr>
+        <w:t>const</w:t>
+      </w:r>
+      <w:r>
+        <w:rPr>
+          <w:rFonts w:hint="eastAsia" w:ascii="Cascadia Mono" w:hAnsi="Cascadia Mono" w:eastAsia="Cascadia Mono"/>
+          <w:color w:val="000000"/>
+          <w:sz w:val="19"/>
+          <w:szCs w:val="24"/>
+          <w:highlight w:val="white"/>
+        </w:rPr>
+        <w:t xml:space="preserve"> </w:t>
+      </w:r>
+      <w:r>
+        <w:rPr>
+          <w:rFonts w:hint="eastAsia" w:ascii="Cascadia Mono" w:hAnsi="Cascadia Mono" w:eastAsia="Cascadia Mono"/>
+          <w:i/>
+          <w:color w:val="0000FF"/>
+          <w:sz w:val="19"/>
+          <w:szCs w:val="24"/>
+          <w:highlight w:val="white"/>
+        </w:rPr>
+        <w:t>IGenericTeamAgentInterface</w:t>
+      </w:r>
+      <w:r>
+        <w:rPr>
+          <w:rFonts w:hint="eastAsia" w:ascii="Cascadia Mono" w:hAnsi="Cascadia Mono" w:eastAsia="Cascadia Mono"/>
+          <w:color w:val="000000"/>
+          <w:sz w:val="19"/>
+          <w:szCs w:val="24"/>
+          <w:highlight w:val="white"/>
+        </w:rPr>
+        <w:t>&gt;(</w:t>
+      </w:r>
+      <w:r>
+        <w:rPr>
+          <w:rFonts w:hint="eastAsia" w:ascii="Cascadia Mono" w:hAnsi="Cascadia Mono" w:eastAsia="Cascadia Mono"/>
+          <w:color w:val="000080"/>
+          <w:sz w:val="19"/>
+          <w:szCs w:val="24"/>
+          <w:highlight w:val="white"/>
+        </w:rPr>
+        <w:t>PawnToCheck</w:t>
+      </w:r>
+      <w:r>
+        <w:rPr>
+          <w:rFonts w:hint="eastAsia" w:ascii="Cascadia Mono" w:hAnsi="Cascadia Mono" w:eastAsia="Cascadia Mono"/>
+          <w:color w:val="000000"/>
+          <w:sz w:val="19"/>
+          <w:szCs w:val="24"/>
+          <w:highlight w:val="white"/>
+        </w:rPr>
+        <w:t>-&gt;</w:t>
+      </w:r>
+      <w:r>
+        <w:rPr>
+          <w:rFonts w:hint="eastAsia" w:ascii="Cascadia Mono" w:hAnsi="Cascadia Mono" w:eastAsia="Cascadia Mono"/>
+          <w:i/>
+          <w:color w:val="880000"/>
+          <w:sz w:val="19"/>
+          <w:szCs w:val="24"/>
+          <w:highlight w:val="white"/>
+        </w:rPr>
+        <w:t>GetController</w:t>
+      </w:r>
+      <w:r>
+        <w:rPr>
+          <w:rFonts w:hint="eastAsia" w:ascii="Cascadia Mono" w:hAnsi="Cascadia Mono" w:eastAsia="Cascadia Mono"/>
+          <w:color w:val="000000"/>
+          <w:sz w:val="19"/>
+          <w:szCs w:val="24"/>
+          <w:highlight w:val="white"/>
+        </w:rPr>
+        <w:t>());</w:t>
+      </w:r>
+    </w:p>
+    <w:p>
+      <w:pPr>
+        <w:spacing w:beforeLines="0" w:afterLines="0"/>
+        <w:jc w:val="left"/>
+        <w:rPr>
+          <w:rFonts w:hint="eastAsia" w:ascii="Cascadia Mono" w:hAnsi="Cascadia Mono" w:eastAsia="Cascadia Mono"/>
+          <w:color w:val="000000"/>
+          <w:sz w:val="19"/>
+          <w:szCs w:val="24"/>
+          <w:highlight w:val="white"/>
+        </w:rPr>
+      </w:pPr>
+      <w:r>
+        <w:rPr>
+          <w:rFonts w:hint="eastAsia" w:ascii="Cascadia Mono" w:hAnsi="Cascadia Mono" w:eastAsia="Cascadia Mono"/>
+          <w:color w:val="000000"/>
+          <w:sz w:val="19"/>
+          <w:szCs w:val="24"/>
+          <w:highlight w:val="white"/>
+        </w:rPr>
+        <w:tab/>
+      </w:r>
+      <w:r>
+        <w:rPr>
+          <w:rFonts w:hint="eastAsia" w:ascii="Cascadia Mono" w:hAnsi="Cascadia Mono" w:eastAsia="Cascadia Mono"/>
+          <w:color w:val="0000FF"/>
+          <w:sz w:val="19"/>
+          <w:szCs w:val="24"/>
+          <w:highlight w:val="white"/>
+        </w:rPr>
+        <w:t>if</w:t>
+      </w:r>
+      <w:r>
+        <w:rPr>
+          <w:rFonts w:hint="eastAsia" w:ascii="Cascadia Mono" w:hAnsi="Cascadia Mono" w:eastAsia="Cascadia Mono"/>
+          <w:color w:val="000000"/>
+          <w:sz w:val="19"/>
+          <w:szCs w:val="24"/>
+          <w:highlight w:val="white"/>
+        </w:rPr>
+        <w:t xml:space="preserve"> (</w:t>
+      </w:r>
+      <w:r>
+        <w:rPr>
+          <w:rFonts w:hint="eastAsia" w:ascii="Cascadia Mono" w:hAnsi="Cascadia Mono" w:eastAsia="Cascadia Mono"/>
+          <w:color w:val="000080"/>
+          <w:sz w:val="19"/>
+          <w:szCs w:val="24"/>
+          <w:highlight w:val="white"/>
+        </w:rPr>
+        <w:t>OtherTeamAgent</w:t>
+      </w:r>
+      <w:r>
+        <w:rPr>
+          <w:rFonts w:hint="eastAsia" w:ascii="Cascadia Mono" w:hAnsi="Cascadia Mono" w:eastAsia="Cascadia Mono"/>
+          <w:color w:val="000000"/>
+          <w:sz w:val="19"/>
+          <w:szCs w:val="24"/>
+          <w:highlight w:val="white"/>
+        </w:rPr>
+        <w:t xml:space="preserve"> &amp;&amp; </w:t>
+      </w:r>
+      <w:r>
+        <w:rPr>
+          <w:rFonts w:hint="eastAsia" w:ascii="Cascadia Mono" w:hAnsi="Cascadia Mono" w:eastAsia="Cascadia Mono"/>
+          <w:color w:val="000080"/>
+          <w:sz w:val="19"/>
+          <w:szCs w:val="24"/>
+          <w:highlight w:val="white"/>
+        </w:rPr>
+        <w:t>OtherTeamAgent</w:t>
+      </w:r>
+      <w:r>
+        <w:rPr>
+          <w:rFonts w:hint="eastAsia" w:ascii="Cascadia Mono" w:hAnsi="Cascadia Mono" w:eastAsia="Cascadia Mono"/>
+          <w:color w:val="000000"/>
+          <w:sz w:val="19"/>
+          <w:szCs w:val="24"/>
+          <w:highlight w:val="white"/>
+        </w:rPr>
+        <w:t>-&gt;</w:t>
+      </w:r>
+      <w:r>
+        <w:rPr>
+          <w:rFonts w:hint="eastAsia" w:ascii="Cascadia Mono" w:hAnsi="Cascadia Mono" w:eastAsia="Cascadia Mono"/>
+          <w:color w:val="880000"/>
+          <w:sz w:val="19"/>
+          <w:szCs w:val="24"/>
+          <w:highlight w:val="white"/>
+        </w:rPr>
+        <w:t>GetGenericTeamId</w:t>
+      </w:r>
+      <w:r>
+        <w:rPr>
+          <w:rFonts w:hint="eastAsia" w:ascii="Cascadia Mono" w:hAnsi="Cascadia Mono" w:eastAsia="Cascadia Mono"/>
+          <w:color w:val="000000"/>
+          <w:sz w:val="19"/>
+          <w:szCs w:val="24"/>
+          <w:highlight w:val="white"/>
+        </w:rPr>
+        <w:t xml:space="preserve">() &lt; </w:t>
+      </w:r>
+      <w:r>
+        <w:rPr>
+          <w:rFonts w:hint="eastAsia" w:ascii="Cascadia Mono" w:hAnsi="Cascadia Mono" w:eastAsia="Cascadia Mono"/>
+          <w:color w:val="880000"/>
+          <w:sz w:val="19"/>
+          <w:szCs w:val="24"/>
+          <w:highlight w:val="white"/>
+        </w:rPr>
+        <w:t>GetGenericTeamId</w:t>
+      </w:r>
+      <w:r>
+        <w:rPr>
+          <w:rFonts w:hint="eastAsia" w:ascii="Cascadia Mono" w:hAnsi="Cascadia Mono" w:eastAsia="Cascadia Mono"/>
+          <w:color w:val="000000"/>
+          <w:sz w:val="19"/>
+          <w:szCs w:val="24"/>
+          <w:highlight w:val="white"/>
+        </w:rPr>
+        <w:t>())</w:t>
+      </w:r>
+    </w:p>
+    <w:p>
+      <w:pPr>
+        <w:spacing w:beforeLines="0" w:afterLines="0"/>
+        <w:jc w:val="left"/>
+        <w:rPr>
+          <w:rFonts w:hint="eastAsia" w:ascii="Cascadia Mono" w:hAnsi="Cascadia Mono" w:eastAsia="Cascadia Mono"/>
+          <w:color w:val="000000"/>
+          <w:sz w:val="19"/>
+          <w:szCs w:val="24"/>
+          <w:highlight w:val="white"/>
+        </w:rPr>
+      </w:pPr>
+      <w:r>
+        <w:rPr>
+          <w:rFonts w:hint="eastAsia" w:ascii="Cascadia Mono" w:hAnsi="Cascadia Mono" w:eastAsia="Cascadia Mono"/>
+          <w:color w:val="000000"/>
+          <w:sz w:val="19"/>
+          <w:szCs w:val="24"/>
+          <w:highlight w:val="white"/>
+        </w:rPr>
+        <w:tab/>
+      </w:r>
+      <w:r>
+        <w:rPr>
+          <w:rFonts w:hint="eastAsia" w:ascii="Cascadia Mono" w:hAnsi="Cascadia Mono" w:eastAsia="Cascadia Mono"/>
+          <w:color w:val="000000"/>
+          <w:sz w:val="19"/>
+          <w:szCs w:val="24"/>
+          <w:highlight w:val="white"/>
+        </w:rPr>
+        <w:t>{</w:t>
+      </w:r>
+    </w:p>
+    <w:p>
+      <w:pPr>
+        <w:spacing w:beforeLines="0" w:afterLines="0"/>
+        <w:jc w:val="left"/>
+        <w:rPr>
+          <w:rFonts w:hint="eastAsia" w:ascii="Cascadia Mono" w:hAnsi="Cascadia Mono" w:eastAsia="Cascadia Mono"/>
+          <w:color w:val="000000"/>
+          <w:sz w:val="19"/>
+          <w:szCs w:val="24"/>
+          <w:highlight w:val="white"/>
+        </w:rPr>
+      </w:pPr>
+      <w:r>
+        <w:rPr>
+          <w:rFonts w:hint="eastAsia" w:ascii="Cascadia Mono" w:hAnsi="Cascadia Mono" w:eastAsia="Cascadia Mono"/>
+          <w:color w:val="000000"/>
+          <w:sz w:val="19"/>
+          <w:szCs w:val="24"/>
+          <w:highlight w:val="white"/>
+        </w:rPr>
+        <w:tab/>
+      </w:r>
+      <w:r>
+        <w:rPr>
+          <w:rFonts w:hint="eastAsia" w:ascii="Cascadia Mono" w:hAnsi="Cascadia Mono" w:eastAsia="Cascadia Mono"/>
+          <w:color w:val="000000"/>
+          <w:sz w:val="19"/>
+          <w:szCs w:val="24"/>
+          <w:highlight w:val="white"/>
+        </w:rPr>
+        <w:tab/>
+      </w:r>
+      <w:r>
+        <w:rPr>
+          <w:rFonts w:hint="eastAsia" w:ascii="Cascadia Mono" w:hAnsi="Cascadia Mono" w:eastAsia="Cascadia Mono"/>
+          <w:color w:val="0000FF"/>
+          <w:sz w:val="19"/>
+          <w:szCs w:val="24"/>
+          <w:highlight w:val="white"/>
+        </w:rPr>
+        <w:t>return</w:t>
+      </w:r>
+      <w:r>
+        <w:rPr>
+          <w:rFonts w:hint="eastAsia" w:ascii="Cascadia Mono" w:hAnsi="Cascadia Mono" w:eastAsia="Cascadia Mono"/>
+          <w:color w:val="000000"/>
+          <w:sz w:val="19"/>
+          <w:szCs w:val="24"/>
+          <w:highlight w:val="white"/>
+        </w:rPr>
+        <w:t xml:space="preserve"> </w:t>
+      </w:r>
+      <w:r>
+        <w:rPr>
+          <w:rFonts w:hint="eastAsia" w:ascii="Cascadia Mono" w:hAnsi="Cascadia Mono" w:eastAsia="Cascadia Mono"/>
+          <w:i/>
+          <w:color w:val="0000FF"/>
+          <w:sz w:val="19"/>
+          <w:szCs w:val="24"/>
+          <w:highlight w:val="white"/>
+        </w:rPr>
+        <w:t>ETeamAttitude</w:t>
+      </w:r>
+      <w:r>
+        <w:rPr>
+          <w:rFonts w:hint="eastAsia" w:ascii="Cascadia Mono" w:hAnsi="Cascadia Mono" w:eastAsia="Cascadia Mono"/>
+          <w:color w:val="000000"/>
+          <w:sz w:val="19"/>
+          <w:szCs w:val="24"/>
+          <w:highlight w:val="white"/>
+        </w:rPr>
+        <w:t>::</w:t>
+      </w:r>
+      <w:r>
+        <w:rPr>
+          <w:rFonts w:hint="eastAsia" w:ascii="Cascadia Mono" w:hAnsi="Cascadia Mono" w:eastAsia="Cascadia Mono"/>
+          <w:i/>
+          <w:color w:val="2F4F4F"/>
+          <w:sz w:val="19"/>
+          <w:szCs w:val="24"/>
+          <w:highlight w:val="white"/>
+        </w:rPr>
+        <w:t>Hostile</w:t>
+      </w:r>
+      <w:r>
+        <w:rPr>
+          <w:rFonts w:hint="eastAsia" w:ascii="Cascadia Mono" w:hAnsi="Cascadia Mono" w:eastAsia="Cascadia Mono"/>
+          <w:color w:val="000000"/>
+          <w:sz w:val="19"/>
+          <w:szCs w:val="24"/>
+          <w:highlight w:val="white"/>
+        </w:rPr>
+        <w:t>;</w:t>
+      </w:r>
+    </w:p>
+    <w:p>
+      <w:pPr>
+        <w:spacing w:beforeLines="0" w:afterLines="0"/>
+        <w:jc w:val="left"/>
+        <w:rPr>
+          <w:rFonts w:hint="eastAsia" w:ascii="Cascadia Mono" w:hAnsi="Cascadia Mono" w:eastAsia="Cascadia Mono"/>
+          <w:color w:val="000000"/>
+          <w:sz w:val="19"/>
+          <w:szCs w:val="24"/>
+          <w:highlight w:val="white"/>
+        </w:rPr>
+      </w:pPr>
+      <w:r>
+        <w:rPr>
+          <w:rFonts w:hint="eastAsia" w:ascii="Cascadia Mono" w:hAnsi="Cascadia Mono" w:eastAsia="Cascadia Mono"/>
+          <w:color w:val="000000"/>
+          <w:sz w:val="19"/>
+          <w:szCs w:val="24"/>
+          <w:highlight w:val="white"/>
+        </w:rPr>
+        <w:tab/>
+      </w:r>
+      <w:r>
+        <w:rPr>
+          <w:rFonts w:hint="eastAsia" w:ascii="Cascadia Mono" w:hAnsi="Cascadia Mono" w:eastAsia="Cascadia Mono"/>
+          <w:color w:val="000000"/>
+          <w:sz w:val="19"/>
+          <w:szCs w:val="24"/>
+          <w:highlight w:val="white"/>
+        </w:rPr>
+        <w:t>}</w:t>
+      </w:r>
+    </w:p>
+    <w:p>
+      <w:pPr>
+        <w:spacing w:beforeLines="0" w:afterLines="0"/>
+        <w:jc w:val="left"/>
+        <w:rPr>
+          <w:rFonts w:hint="eastAsia" w:ascii="Cascadia Mono" w:hAnsi="Cascadia Mono" w:eastAsia="Cascadia Mono"/>
+          <w:color w:val="000000"/>
+          <w:sz w:val="19"/>
+          <w:szCs w:val="24"/>
+          <w:highlight w:val="white"/>
+        </w:rPr>
+      </w:pPr>
+      <w:r>
+        <w:rPr>
+          <w:rFonts w:hint="eastAsia" w:ascii="Cascadia Mono" w:hAnsi="Cascadia Mono" w:eastAsia="Cascadia Mono"/>
+          <w:color w:val="000000"/>
+          <w:sz w:val="19"/>
+          <w:szCs w:val="24"/>
+          <w:highlight w:val="white"/>
+        </w:rPr>
+        <w:tab/>
+      </w:r>
+      <w:r>
+        <w:rPr>
+          <w:rFonts w:hint="eastAsia" w:ascii="Cascadia Mono" w:hAnsi="Cascadia Mono" w:eastAsia="Cascadia Mono"/>
+          <w:color w:val="0000FF"/>
+          <w:sz w:val="19"/>
+          <w:szCs w:val="24"/>
+          <w:highlight w:val="white"/>
+        </w:rPr>
+        <w:t>return</w:t>
+      </w:r>
+      <w:r>
+        <w:rPr>
+          <w:rFonts w:hint="eastAsia" w:ascii="Cascadia Mono" w:hAnsi="Cascadia Mono" w:eastAsia="Cascadia Mono"/>
+          <w:color w:val="000000"/>
+          <w:sz w:val="19"/>
+          <w:szCs w:val="24"/>
+          <w:highlight w:val="white"/>
+        </w:rPr>
+        <w:t xml:space="preserve"> </w:t>
+      </w:r>
+      <w:r>
+        <w:rPr>
+          <w:rFonts w:hint="eastAsia" w:ascii="Cascadia Mono" w:hAnsi="Cascadia Mono" w:eastAsia="Cascadia Mono"/>
+          <w:i/>
+          <w:color w:val="0000FF"/>
+          <w:sz w:val="19"/>
+          <w:szCs w:val="24"/>
+          <w:highlight w:val="white"/>
+        </w:rPr>
+        <w:t>ETeamAttitude</w:t>
+      </w:r>
+      <w:r>
+        <w:rPr>
+          <w:rFonts w:hint="eastAsia" w:ascii="Cascadia Mono" w:hAnsi="Cascadia Mono" w:eastAsia="Cascadia Mono"/>
+          <w:color w:val="000000"/>
+          <w:sz w:val="19"/>
+          <w:szCs w:val="24"/>
+          <w:highlight w:val="white"/>
+        </w:rPr>
+        <w:t>::</w:t>
+      </w:r>
+      <w:r>
+        <w:rPr>
+          <w:rFonts w:hint="eastAsia" w:ascii="Cascadia Mono" w:hAnsi="Cascadia Mono" w:eastAsia="Cascadia Mono"/>
+          <w:i/>
+          <w:color w:val="2F4F4F"/>
+          <w:sz w:val="19"/>
+          <w:szCs w:val="24"/>
+          <w:highlight w:val="white"/>
+        </w:rPr>
+        <w:t>Friendly</w:t>
+      </w:r>
+      <w:r>
+        <w:rPr>
+          <w:rFonts w:hint="eastAsia" w:ascii="Cascadia Mono" w:hAnsi="Cascadia Mono" w:eastAsia="Cascadia Mono"/>
+          <w:color w:val="000000"/>
+          <w:sz w:val="19"/>
+          <w:szCs w:val="24"/>
+          <w:highlight w:val="white"/>
+        </w:rPr>
+        <w:t>;</w:t>
+      </w:r>
+    </w:p>
+    <w:p>
+      <w:pPr>
+        <w:spacing w:beforeLines="0" w:afterLines="0"/>
+        <w:jc w:val="left"/>
+        <w:rPr>
+          <w:rFonts w:hint="eastAsia" w:ascii="Cascadia Mono" w:hAnsi="Cascadia Mono" w:eastAsia="Cascadia Mono"/>
+          <w:color w:val="000000"/>
+          <w:sz w:val="19"/>
+          <w:szCs w:val="24"/>
+          <w:highlight w:val="white"/>
+        </w:rPr>
+      </w:pPr>
+      <w:r>
+        <w:rPr>
+          <w:rFonts w:hint="eastAsia" w:ascii="Cascadia Mono" w:hAnsi="Cascadia Mono" w:eastAsia="Cascadia Mono"/>
+          <w:color w:val="000000"/>
+          <w:sz w:val="19"/>
+          <w:szCs w:val="24"/>
+          <w:highlight w:val="white"/>
+        </w:rPr>
+        <w:t>}</w:t>
+      </w:r>
+    </w:p>
+    <w:p>
+      <w:pPr>
+        <w:rPr>
+          <w:rFonts w:hint="eastAsia" w:ascii="Cascadia Mono" w:hAnsi="Cascadia Mono" w:eastAsia="宋体"/>
+          <w:color w:val="000000"/>
+          <w:sz w:val="19"/>
+          <w:szCs w:val="24"/>
+          <w:highlight w:val="white"/>
+          <w:lang w:val="en-US" w:eastAsia="zh-CN"/>
+        </w:rPr>
+      </w:pPr>
+      <w:r>
+        <w:rPr>
+          <w:rFonts w:hint="eastAsia" w:ascii="Cascadia Mono" w:hAnsi="Cascadia Mono" w:eastAsia="宋体"/>
+          <w:color w:val="000000"/>
+          <w:sz w:val="19"/>
+          <w:szCs w:val="24"/>
+          <w:highlight w:val="white"/>
+          <w:lang w:val="en-US" w:eastAsia="zh-CN"/>
+        </w:rPr>
+        <w:t>这个接口的作用就是得到Actor对象和当前的Actor的关系(敌对，中立，友好)</w:t>
+      </w:r>
+    </w:p>
+    <w:p>
+      <w:pPr>
+        <w:rPr>
+          <w:rFonts w:hint="eastAsia" w:ascii="Cascadia Mono" w:hAnsi="Cascadia Mono" w:eastAsia="宋体"/>
+          <w:color w:val="0000FF"/>
+          <w:sz w:val="19"/>
+          <w:szCs w:val="24"/>
+          <w:highlight w:val="white"/>
+          <w:lang w:val="en-US" w:eastAsia="zh-CN"/>
+        </w:rPr>
+      </w:pPr>
+      <w:r>
+        <w:rPr>
+          <w:rFonts w:hint="eastAsia" w:ascii="Cascadia Mono" w:hAnsi="Cascadia Mono" w:eastAsia="宋体"/>
+          <w:color w:val="000000"/>
+          <w:sz w:val="19"/>
+          <w:szCs w:val="24"/>
+          <w:highlight w:val="white"/>
+          <w:lang w:val="en-US" w:eastAsia="zh-CN"/>
+        </w:rPr>
+        <w:t>然后我们在</w:t>
+      </w:r>
+      <w:r>
+        <w:rPr>
+          <w:rFonts w:hint="eastAsia" w:ascii="Cascadia Mono" w:hAnsi="Cascadia Mono" w:eastAsia="Cascadia Mono"/>
+          <w:color w:val="0000FF"/>
+          <w:sz w:val="19"/>
+          <w:szCs w:val="24"/>
+          <w:highlight w:val="white"/>
+        </w:rPr>
+        <w:t>AWarriorAIController</w:t>
+      </w:r>
+      <w:r>
+        <w:rPr>
+          <w:rFonts w:hint="eastAsia" w:ascii="Cascadia Mono" w:hAnsi="Cascadia Mono" w:eastAsia="宋体"/>
+          <w:color w:val="0000FF"/>
+          <w:sz w:val="19"/>
+          <w:szCs w:val="24"/>
+          <w:highlight w:val="white"/>
+          <w:lang w:val="en-US" w:eastAsia="zh-CN"/>
+        </w:rPr>
+        <w:t xml:space="preserve"> 的构造函数里设置队伍为1，</w:t>
+      </w:r>
+    </w:p>
+    <w:p>
+      <w:pPr>
+        <w:rPr>
+          <w:rFonts w:hint="eastAsia" w:ascii="Cascadia Mono" w:hAnsi="Cascadia Mono" w:eastAsia="宋体"/>
+          <w:color w:val="0000FF"/>
+          <w:sz w:val="19"/>
+          <w:szCs w:val="24"/>
+          <w:highlight w:val="white"/>
+          <w:lang w:val="en-US" w:eastAsia="zh-CN"/>
+        </w:rPr>
+      </w:pPr>
+      <w:r>
+        <w:rPr>
+          <w:rFonts w:hint="eastAsia" w:ascii="Cascadia Mono" w:hAnsi="Cascadia Mono" w:eastAsia="Cascadia Mono"/>
+          <w:color w:val="000000"/>
+          <w:sz w:val="19"/>
+          <w:szCs w:val="24"/>
+          <w:highlight w:val="white"/>
+        </w:rPr>
+        <w:tab/>
+      </w:r>
+      <w:r>
+        <w:rPr>
+          <w:rFonts w:hint="eastAsia" w:ascii="Cascadia Mono" w:hAnsi="Cascadia Mono" w:eastAsia="Cascadia Mono"/>
+          <w:i/>
+          <w:color w:val="880000"/>
+          <w:sz w:val="19"/>
+          <w:szCs w:val="24"/>
+          <w:highlight w:val="white"/>
+        </w:rPr>
+        <w:t>SetGenericTeamId</w:t>
+      </w:r>
+      <w:r>
+        <w:rPr>
+          <w:rFonts w:hint="eastAsia" w:ascii="Cascadia Mono" w:hAnsi="Cascadia Mono" w:eastAsia="Cascadia Mono"/>
+          <w:color w:val="000000"/>
+          <w:sz w:val="19"/>
+          <w:szCs w:val="24"/>
+          <w:highlight w:val="white"/>
+        </w:rPr>
+        <w:t>(</w:t>
+      </w:r>
+      <w:r>
+        <w:rPr>
+          <w:rFonts w:hint="eastAsia" w:ascii="Cascadia Mono" w:hAnsi="Cascadia Mono" w:eastAsia="Cascadia Mono"/>
+          <w:i/>
+          <w:color w:val="0000FF"/>
+          <w:sz w:val="19"/>
+          <w:szCs w:val="24"/>
+          <w:highlight w:val="white"/>
+        </w:rPr>
+        <w:t>FGenericTeamId</w:t>
+      </w:r>
+      <w:r>
+        <w:rPr>
+          <w:rFonts w:hint="eastAsia" w:ascii="Cascadia Mono" w:hAnsi="Cascadia Mono" w:eastAsia="Cascadia Mono"/>
+          <w:color w:val="000000"/>
+          <w:sz w:val="19"/>
+          <w:szCs w:val="24"/>
+          <w:highlight w:val="white"/>
+        </w:rPr>
+        <w:t>(1));</w:t>
+      </w:r>
+    </w:p>
+    <w:p>
+      <w:pPr>
+        <w:rPr>
+          <w:rFonts w:hint="eastAsia" w:ascii="Cascadia Mono" w:hAnsi="Cascadia Mono" w:eastAsia="宋体"/>
+          <w:i/>
+          <w:color w:val="0000FF"/>
+          <w:sz w:val="19"/>
+          <w:szCs w:val="24"/>
+          <w:highlight w:val="white"/>
+          <w:lang w:val="en-US" w:eastAsia="zh-CN"/>
+        </w:rPr>
+      </w:pPr>
+      <w:r>
+        <w:rPr>
+          <w:rFonts w:hint="eastAsia" w:ascii="Cascadia Mono" w:hAnsi="Cascadia Mono" w:eastAsia="宋体"/>
+          <w:color w:val="0000FF"/>
+          <w:sz w:val="19"/>
+          <w:szCs w:val="24"/>
+          <w:highlight w:val="white"/>
+          <w:lang w:val="en-US" w:eastAsia="zh-CN"/>
+        </w:rPr>
+        <w:t>需要继承</w:t>
+      </w:r>
+      <w:r>
+        <w:rPr>
+          <w:rFonts w:hint="eastAsia" w:ascii="Cascadia Mono" w:hAnsi="Cascadia Mono" w:eastAsia="Cascadia Mono"/>
+          <w:i/>
+          <w:color w:val="0000FF"/>
+          <w:sz w:val="19"/>
+          <w:szCs w:val="24"/>
+          <w:highlight w:val="white"/>
+        </w:rPr>
+        <w:t>IGenericTeamAgentInterface</w:t>
+      </w:r>
+      <w:r>
+        <w:rPr>
+          <w:rFonts w:hint="eastAsia" w:ascii="Cascadia Mono" w:hAnsi="Cascadia Mono" w:eastAsia="宋体"/>
+          <w:i/>
+          <w:color w:val="0000FF"/>
+          <w:sz w:val="19"/>
+          <w:szCs w:val="24"/>
+          <w:highlight w:val="white"/>
+          <w:lang w:val="en-US" w:eastAsia="zh-CN"/>
+        </w:rPr>
+        <w:t>这个类，然后还需要重写</w:t>
+      </w:r>
+    </w:p>
+    <w:p>
+      <w:pPr>
+        <w:rPr>
+          <w:rFonts w:hint="default" w:ascii="Cascadia Mono" w:hAnsi="Cascadia Mono" w:eastAsia="宋体"/>
+          <w:i/>
+          <w:color w:val="0000FF"/>
+          <w:sz w:val="19"/>
+          <w:szCs w:val="24"/>
+          <w:highlight w:val="white"/>
+          <w:lang w:val="en-US" w:eastAsia="zh-CN"/>
+        </w:rPr>
+      </w:pPr>
+      <w:r>
+        <w:rPr>
+          <w:rFonts w:hint="eastAsia" w:ascii="Cascadia Mono" w:hAnsi="Cascadia Mono" w:eastAsia="Cascadia Mono"/>
+          <w:color w:val="000000"/>
+          <w:sz w:val="19"/>
+          <w:szCs w:val="24"/>
+          <w:highlight w:val="white"/>
+        </w:rPr>
+        <w:tab/>
+      </w:r>
+      <w:r>
+        <w:rPr>
+          <w:rFonts w:hint="eastAsia" w:ascii="Cascadia Mono" w:hAnsi="Cascadia Mono" w:eastAsia="Cascadia Mono"/>
+          <w:color w:val="0000FF"/>
+          <w:sz w:val="19"/>
+          <w:szCs w:val="24"/>
+          <w:highlight w:val="white"/>
+        </w:rPr>
+        <w:t>virtual</w:t>
+      </w:r>
+      <w:r>
+        <w:rPr>
+          <w:rFonts w:hint="eastAsia" w:ascii="Cascadia Mono" w:hAnsi="Cascadia Mono" w:eastAsia="Cascadia Mono"/>
+          <w:color w:val="000000"/>
+          <w:sz w:val="19"/>
+          <w:szCs w:val="24"/>
+          <w:highlight w:val="white"/>
+        </w:rPr>
+        <w:t xml:space="preserve"> </w:t>
+      </w:r>
+      <w:r>
+        <w:rPr>
+          <w:rFonts w:hint="eastAsia" w:ascii="Cascadia Mono" w:hAnsi="Cascadia Mono" w:eastAsia="Cascadia Mono"/>
+          <w:i/>
+          <w:color w:val="0000FF"/>
+          <w:sz w:val="19"/>
+          <w:szCs w:val="24"/>
+          <w:highlight w:val="white"/>
+        </w:rPr>
+        <w:t>FGenericTeamId</w:t>
+      </w:r>
+      <w:r>
+        <w:rPr>
+          <w:rFonts w:hint="eastAsia" w:ascii="Cascadia Mono" w:hAnsi="Cascadia Mono" w:eastAsia="Cascadia Mono"/>
+          <w:color w:val="000000"/>
+          <w:sz w:val="19"/>
+          <w:szCs w:val="24"/>
+          <w:highlight w:val="white"/>
+        </w:rPr>
+        <w:t xml:space="preserve"> </w:t>
+      </w:r>
+      <w:r>
+        <w:rPr>
+          <w:rFonts w:hint="eastAsia" w:ascii="Cascadia Mono" w:hAnsi="Cascadia Mono" w:eastAsia="Cascadia Mono"/>
+          <w:color w:val="880000"/>
+          <w:sz w:val="19"/>
+          <w:szCs w:val="24"/>
+          <w:highlight w:val="white"/>
+        </w:rPr>
+        <w:t>GetGenericTeamId</w:t>
+      </w:r>
+      <w:r>
+        <w:rPr>
+          <w:rFonts w:hint="eastAsia" w:ascii="Cascadia Mono" w:hAnsi="Cascadia Mono" w:eastAsia="Cascadia Mono"/>
+          <w:color w:val="000000"/>
+          <w:sz w:val="19"/>
+          <w:szCs w:val="24"/>
+          <w:highlight w:val="white"/>
+        </w:rPr>
+        <w:t xml:space="preserve">() </w:t>
+      </w:r>
+      <w:r>
+        <w:rPr>
+          <w:rFonts w:hint="eastAsia" w:ascii="Cascadia Mono" w:hAnsi="Cascadia Mono" w:eastAsia="Cascadia Mono"/>
+          <w:color w:val="0000FF"/>
+          <w:sz w:val="19"/>
+          <w:szCs w:val="24"/>
+          <w:highlight w:val="white"/>
+        </w:rPr>
+        <w:t>const</w:t>
+      </w:r>
+      <w:r>
+        <w:rPr>
+          <w:rFonts w:hint="eastAsia" w:ascii="Cascadia Mono" w:hAnsi="Cascadia Mono" w:eastAsia="Cascadia Mono"/>
+          <w:color w:val="000000"/>
+          <w:sz w:val="19"/>
+          <w:szCs w:val="24"/>
+          <w:highlight w:val="white"/>
+        </w:rPr>
+        <w:t xml:space="preserve"> </w:t>
+      </w:r>
+      <w:r>
+        <w:rPr>
+          <w:rFonts w:hint="eastAsia" w:ascii="Cascadia Mono" w:hAnsi="Cascadia Mono" w:eastAsia="Cascadia Mono"/>
+          <w:color w:val="0000FF"/>
+          <w:sz w:val="19"/>
+          <w:szCs w:val="24"/>
+          <w:highlight w:val="white"/>
+        </w:rPr>
+        <w:t>override</w:t>
+      </w:r>
+      <w:r>
+        <w:rPr>
+          <w:rFonts w:hint="eastAsia" w:ascii="Cascadia Mono" w:hAnsi="Cascadia Mono" w:eastAsia="Cascadia Mono"/>
+          <w:color w:val="000000"/>
+          <w:sz w:val="19"/>
+          <w:szCs w:val="24"/>
+          <w:highlight w:val="white"/>
+        </w:rPr>
+        <w:t>;</w:t>
+      </w:r>
+      <w:r>
+        <w:rPr>
+          <w:rFonts w:hint="eastAsia" w:ascii="Cascadia Mono" w:hAnsi="Cascadia Mono" w:eastAsia="宋体"/>
+          <w:color w:val="000000"/>
+          <w:sz w:val="19"/>
+          <w:szCs w:val="24"/>
+          <w:highlight w:val="white"/>
+          <w:lang w:val="en-US" w:eastAsia="zh-CN"/>
+        </w:rPr>
+        <w:t>这个方法</w:t>
+      </w:r>
+    </w:p>
+    <w:p>
+      <w:pPr>
+        <w:rPr>
+          <w:rFonts w:hint="eastAsia" w:ascii="Cascadia Mono" w:hAnsi="Cascadia Mono" w:eastAsia="Cascadia Mono"/>
+          <w:color w:val="000000"/>
+          <w:sz w:val="19"/>
+          <w:szCs w:val="24"/>
+          <w:highlight w:val="white"/>
+        </w:rPr>
+      </w:pPr>
+      <w:bookmarkStart w:id="0" w:name="_GoBack"/>
+      <w:bookmarkEnd w:id="0"/>
+    </w:p>
+    <w:p>
+      <w:pPr>
+        <w:rPr>
+          <w:rFonts w:hint="eastAsia" w:ascii="Cascadia Mono" w:hAnsi="Cascadia Mono" w:eastAsia="宋体"/>
+          <w:color w:val="0000FF"/>
+          <w:sz w:val="19"/>
+          <w:szCs w:val="24"/>
+          <w:highlight w:val="white"/>
+          <w:lang w:val="en-US" w:eastAsia="zh-CN"/>
+        </w:rPr>
+      </w:pPr>
+      <w:r>
+        <w:rPr>
+          <w:rFonts w:hint="eastAsia" w:ascii="Cascadia Mono" w:hAnsi="Cascadia Mono" w:eastAsia="宋体"/>
+          <w:color w:val="000000"/>
+          <w:sz w:val="19"/>
+          <w:szCs w:val="24"/>
+          <w:highlight w:val="white"/>
+          <w:lang w:val="en-US" w:eastAsia="zh-CN"/>
+        </w:rPr>
+        <w:t>然后我们打开</w:t>
+      </w:r>
+      <w:r>
+        <w:rPr>
+          <w:rFonts w:hint="eastAsia" w:ascii="Cascadia Mono" w:hAnsi="Cascadia Mono" w:eastAsia="Cascadia Mono"/>
+          <w:color w:val="0000FF"/>
+          <w:sz w:val="19"/>
+          <w:szCs w:val="24"/>
+          <w:highlight w:val="white"/>
+        </w:rPr>
+        <w:t>AWarriorHeroController</w:t>
+      </w:r>
+      <w:r>
+        <w:rPr>
+          <w:rFonts w:hint="eastAsia" w:ascii="Cascadia Mono" w:hAnsi="Cascadia Mono" w:eastAsia="宋体"/>
+          <w:color w:val="0000FF"/>
+          <w:sz w:val="19"/>
+          <w:szCs w:val="24"/>
+          <w:highlight w:val="white"/>
+          <w:lang w:val="en-US" w:eastAsia="zh-CN"/>
+        </w:rPr>
+        <w:t xml:space="preserve"> 这个类的构造函数，设置队伍为0</w:t>
+      </w:r>
+    </w:p>
+    <w:p>
+      <w:pPr>
+        <w:spacing w:beforeLines="0" w:afterLines="0"/>
+        <w:jc w:val="left"/>
+        <w:rPr>
+          <w:rFonts w:hint="eastAsia" w:ascii="Cascadia Mono" w:hAnsi="Cascadia Mono" w:eastAsia="Cascadia Mono"/>
+          <w:color w:val="000000"/>
+          <w:sz w:val="19"/>
+          <w:szCs w:val="24"/>
+          <w:highlight w:val="white"/>
+        </w:rPr>
+      </w:pPr>
+      <w:r>
+        <w:rPr>
+          <w:rFonts w:hint="eastAsia" w:ascii="Cascadia Mono" w:hAnsi="Cascadia Mono" w:eastAsia="Cascadia Mono"/>
+          <w:color w:val="0000FF"/>
+          <w:sz w:val="19"/>
+          <w:szCs w:val="24"/>
+          <w:highlight w:val="white"/>
+        </w:rPr>
+        <w:t>AWarriorHeroController</w:t>
+      </w:r>
+      <w:r>
+        <w:rPr>
+          <w:rFonts w:hint="eastAsia" w:ascii="Cascadia Mono" w:hAnsi="Cascadia Mono" w:eastAsia="Cascadia Mono"/>
+          <w:color w:val="000000"/>
+          <w:sz w:val="19"/>
+          <w:szCs w:val="24"/>
+          <w:highlight w:val="white"/>
+        </w:rPr>
+        <w:t>::</w:t>
+      </w:r>
+      <w:r>
+        <w:rPr>
+          <w:rFonts w:hint="eastAsia" w:ascii="Cascadia Mono" w:hAnsi="Cascadia Mono" w:eastAsia="Cascadia Mono"/>
+          <w:color w:val="0000FF"/>
+          <w:sz w:val="19"/>
+          <w:szCs w:val="24"/>
+          <w:highlight w:val="white"/>
+        </w:rPr>
+        <w:t>AWarriorHeroController</w:t>
+      </w:r>
+      <w:r>
+        <w:rPr>
+          <w:rFonts w:hint="eastAsia" w:ascii="Cascadia Mono" w:hAnsi="Cascadia Mono" w:eastAsia="Cascadia Mono"/>
+          <w:color w:val="000000"/>
+          <w:sz w:val="19"/>
+          <w:szCs w:val="24"/>
+          <w:highlight w:val="white"/>
+        </w:rPr>
+        <w:t>()</w:t>
+      </w:r>
+    </w:p>
+    <w:p>
+      <w:pPr>
+        <w:spacing w:beforeLines="0" w:afterLines="0"/>
+        <w:jc w:val="left"/>
+        <w:rPr>
+          <w:rFonts w:hint="eastAsia" w:ascii="Cascadia Mono" w:hAnsi="Cascadia Mono" w:eastAsia="Cascadia Mono"/>
+          <w:color w:val="000000"/>
+          <w:sz w:val="19"/>
+          <w:szCs w:val="24"/>
+          <w:highlight w:val="white"/>
+        </w:rPr>
+      </w:pPr>
+      <w:r>
+        <w:rPr>
+          <w:rFonts w:hint="eastAsia" w:ascii="Cascadia Mono" w:hAnsi="Cascadia Mono" w:eastAsia="Cascadia Mono"/>
+          <w:b/>
+          <w:color w:val="000000"/>
+          <w:sz w:val="19"/>
+          <w:szCs w:val="24"/>
+          <w:highlight w:val="white"/>
+        </w:rPr>
+        <w:t>{</w:t>
+      </w:r>
+    </w:p>
+    <w:p>
+      <w:pPr>
+        <w:spacing w:beforeLines="0" w:afterLines="0"/>
+        <w:jc w:val="left"/>
+        <w:rPr>
+          <w:rFonts w:hint="eastAsia" w:ascii="Cascadia Mono" w:hAnsi="Cascadia Mono" w:eastAsia="Cascadia Mono"/>
+          <w:color w:val="000000"/>
+          <w:sz w:val="19"/>
+          <w:szCs w:val="24"/>
+          <w:highlight w:val="white"/>
+        </w:rPr>
+      </w:pPr>
+      <w:r>
+        <w:rPr>
+          <w:rFonts w:hint="eastAsia" w:ascii="Cascadia Mono" w:hAnsi="Cascadia Mono" w:eastAsia="Cascadia Mono"/>
+          <w:color w:val="000000"/>
+          <w:sz w:val="19"/>
+          <w:szCs w:val="24"/>
+          <w:highlight w:val="white"/>
+        </w:rPr>
+        <w:tab/>
+      </w:r>
+      <w:r>
+        <w:rPr>
+          <w:rFonts w:hint="eastAsia" w:ascii="Cascadia Mono" w:hAnsi="Cascadia Mono" w:eastAsia="Cascadia Mono"/>
+          <w:color w:val="000080"/>
+          <w:sz w:val="19"/>
+          <w:szCs w:val="24"/>
+          <w:highlight w:val="white"/>
+        </w:rPr>
+        <w:t>HeroTeamID</w:t>
+      </w:r>
+      <w:r>
+        <w:rPr>
+          <w:rFonts w:hint="eastAsia" w:ascii="Cascadia Mono" w:hAnsi="Cascadia Mono" w:eastAsia="Cascadia Mono"/>
+          <w:color w:val="000000"/>
+          <w:sz w:val="19"/>
+          <w:szCs w:val="24"/>
+          <w:highlight w:val="white"/>
+        </w:rPr>
+        <w:t xml:space="preserve"> </w:t>
+      </w:r>
+      <w:r>
+        <w:rPr>
+          <w:rFonts w:hint="eastAsia" w:ascii="Cascadia Mono" w:hAnsi="Cascadia Mono" w:eastAsia="Cascadia Mono"/>
+          <w:color w:val="008080"/>
+          <w:sz w:val="19"/>
+          <w:szCs w:val="24"/>
+          <w:highlight w:val="white"/>
+        </w:rPr>
+        <w:t>=</w:t>
+      </w:r>
+      <w:r>
+        <w:rPr>
+          <w:rFonts w:hint="eastAsia" w:ascii="Cascadia Mono" w:hAnsi="Cascadia Mono" w:eastAsia="Cascadia Mono"/>
+          <w:color w:val="000000"/>
+          <w:sz w:val="19"/>
+          <w:szCs w:val="24"/>
+          <w:highlight w:val="white"/>
+        </w:rPr>
+        <w:t xml:space="preserve"> </w:t>
+      </w:r>
+      <w:r>
+        <w:rPr>
+          <w:rFonts w:hint="eastAsia" w:ascii="Cascadia Mono" w:hAnsi="Cascadia Mono" w:eastAsia="Cascadia Mono"/>
+          <w:i/>
+          <w:color w:val="0000FF"/>
+          <w:sz w:val="19"/>
+          <w:szCs w:val="24"/>
+          <w:highlight w:val="white"/>
+        </w:rPr>
+        <w:t>FGenericTeamId</w:t>
+      </w:r>
+      <w:r>
+        <w:rPr>
+          <w:rFonts w:hint="eastAsia" w:ascii="Cascadia Mono" w:hAnsi="Cascadia Mono" w:eastAsia="Cascadia Mono"/>
+          <w:color w:val="000000"/>
+          <w:sz w:val="19"/>
+          <w:szCs w:val="24"/>
+          <w:highlight w:val="white"/>
+        </w:rPr>
+        <w:t>(0);</w:t>
+      </w:r>
+    </w:p>
+    <w:p>
+      <w:pPr>
+        <w:rPr>
+          <w:rFonts w:hint="eastAsia" w:ascii="Cascadia Mono" w:hAnsi="Cascadia Mono" w:eastAsia="宋体"/>
+          <w:color w:val="0000FF"/>
+          <w:sz w:val="19"/>
+          <w:szCs w:val="24"/>
+          <w:highlight w:val="white"/>
+          <w:lang w:val="en-US" w:eastAsia="zh-CN"/>
+        </w:rPr>
+      </w:pPr>
+      <w:r>
+        <w:rPr>
+          <w:rFonts w:hint="eastAsia" w:ascii="Cascadia Mono" w:hAnsi="Cascadia Mono" w:eastAsia="Cascadia Mono"/>
+          <w:b/>
+          <w:color w:val="000000"/>
+          <w:sz w:val="19"/>
+          <w:szCs w:val="24"/>
+          <w:highlight w:val="white"/>
+        </w:rPr>
+        <w:t>}</w:t>
+      </w:r>
+    </w:p>
+    <w:p>
+      <w:pPr>
+        <w:rPr>
+          <w:rFonts w:hint="default" w:ascii="Cascadia Mono" w:hAnsi="Cascadia Mono" w:eastAsia="宋体"/>
+          <w:color w:val="0000FF"/>
+          <w:sz w:val="19"/>
+          <w:szCs w:val="24"/>
+          <w:highlight w:val="white"/>
+          <w:lang w:val="en-US" w:eastAsia="zh-CN"/>
+        </w:rPr>
+      </w:pPr>
+      <w:r>
+        <w:drawing>
+          <wp:inline distT="0" distB="0" distL="114300" distR="114300">
+            <wp:extent cx="5273675" cy="1879600"/>
+            <wp:effectExtent l="0" t="0" r="3175" b="6350"/>
+            <wp:docPr id="8" name="图片 4"/>
+            <wp:cNvGraphicFramePr>
+              <a:graphicFrameLocks xmlns:a="http://schemas.openxmlformats.org/drawingml/2006/main" noChangeAspect="1"/>
+            </wp:cNvGraphicFramePr>
+            <a:graphic xmlns:a="http://schemas.openxmlformats.org/drawingml/2006/main">
+              <a:graphicData uri="http://schemas.openxmlformats.org/drawingml/2006/picture">
+                <pic:pic xmlns:pic="http://schemas.openxmlformats.org/drawingml/2006/picture">
+                  <pic:nvPicPr>
+                    <pic:cNvPr id="8" name="图片 4"/>
+                    <pic:cNvPicPr>
+                      <a:picLocks noChangeAspect="1"/>
+                    </pic:cNvPicPr>
+                  </pic:nvPicPr>
+                  <pic:blipFill>
+                    <a:blip r:embed="rId11"/>
+                    <a:stretch>
+                      <a:fillRect/>
+                    </a:stretch>
+                  </pic:blipFill>
+                  <pic:spPr>
+                    <a:xfrm>
+                      <a:off x="0" y="0"/>
+                      <a:ext cx="5273675" cy="1879600"/>
+                    </a:xfrm>
+                    <a:prstGeom prst="rect">
+                      <a:avLst/>
+                    </a:prstGeom>
+                    <a:noFill/>
+                    <a:ln>
+                      <a:noFill/>
+                    </a:ln>
+                  </pic:spPr>
+                </pic:pic>
+              </a:graphicData>
+            </a:graphic>
+          </wp:inline>
+        </w:drawing>
+      </w:r>
+    </w:p>
+    <w:p>
+      <w:pPr>
+        <w:rPr>
+          <w:rFonts w:hint="default" w:ascii="Cascadia Mono" w:hAnsi="Cascadia Mono" w:eastAsia="宋体"/>
+          <w:color w:val="0000FF"/>
+          <w:sz w:val="19"/>
+          <w:szCs w:val="24"/>
+          <w:highlight w:val="white"/>
+          <w:lang w:val="en-US" w:eastAsia="zh-CN"/>
+        </w:rPr>
+      </w:pPr>
+    </w:p>
+    <w:p>
+      <w:pPr>
+        <w:rPr>
+          <w:rFonts w:hint="default" w:ascii="Cascadia Mono" w:hAnsi="Cascadia Mono" w:eastAsia="宋体"/>
+          <w:color w:val="000000"/>
+          <w:sz w:val="19"/>
+          <w:szCs w:val="24"/>
+          <w:highlight w:val="white"/>
+          <w:lang w:val="en-US" w:eastAsia="zh-CN"/>
+        </w:rPr>
+      </w:pPr>
+    </w:p>
+    <w:p>
+      <w:pPr>
+        <w:rPr>
+          <w:rFonts w:hint="default" w:ascii="Cascadia Mono" w:hAnsi="Cascadia Mono" w:eastAsia="宋体"/>
+          <w:color w:val="000000"/>
+          <w:sz w:val="19"/>
+          <w:szCs w:val="24"/>
+          <w:highlight w:val="white"/>
+          <w:lang w:val="en-US" w:eastAsia="zh-CN"/>
+        </w:rPr>
+      </w:pPr>
     </w:p>
     <w:sectPr>
       <w:pgSz w:w="11906" w:h="16838"/>
